--- a/cv/Kfir_Braunstein_PM_Master.docx
+++ b/cv/Kfir_Braunstein_PM_Master.docx
@@ -72,7 +72,7 @@
           <w:color w:val="1a1a1a"/>
           <w:rtl w:val="0"/>
         </w:rPr>
-        <w:t xml:space="preserve">Product Manager with 5 years of experience in product and customer success roles at a B2B2C SaaS company serving 100+ municipalities and organizations across North America and Europe, engaging 12M+ residents. Started as a CSM owning about $2M ARR in client contracts, then was promoted to the company's first Product Manager, owning the platform from discovery to launch with Design and Engineering. Stayed the main client contact, running requirements sessions, roadmap reviews, and QBRs.</w:t>
+        <w:t>Product Manager with 5 years of experience in product and customer success roles at a B2B2C SaaS company serving 100+ municipalities and organizations across North America and Europe, engaging 12M+ residents. Started as a CSM owning about $2M ARR in client contracts, then was promoted to the company's first Product Manager, owning the platform from discovery to launch with Design and Engineering. Worked directly with users through requirements sessions, on-site visits, and roadmap reviews.</w:t>
       </w:r>
       <w:r>
         <w:rPr>

--- a/cv/Kfir_Braunstein_PM_Master.docx
+++ b/cv/Kfir_Braunstein_PM_Master.docx
@@ -72,7 +72,7 @@
           <w:color w:val="1a1a1a"/>
           <w:rtl w:val="0"/>
         </w:rPr>
-        <w:t>Product Manager with 5 years of experience in product and customer success roles at a B2B2C SaaS company serving 100+ municipalities and organizations across North America and Europe, engaging 12M+ residents. Started as a CSM owning about $2M ARR in client contracts, then was promoted to the company's first Product Manager, owning the platform from discovery to launch with Design and Engineering. Worked directly with users through requirements sessions, on-site visits, and roadmap reviews.</w:t>
+        <w:t>Product Manager with 5 years of experience in B2B2C SaaS, owning products from discovery through launch and adoption. Started as a CSM owning about $2M ARR in client contracts, then became the company's first Product Manager. Worked directly with users through requirements sessions, on-site visits, and roadmap reviews.</w:t>
       </w:r>
       <w:r>
         <w:rPr>

--- a/cv/Kfir_Braunstein_PM_Master.docx
+++ b/cv/Kfir_Braunstein_PM_Master.docx
@@ -72,7 +72,7 @@
           <w:color w:val="1a1a1a"/>
           <w:rtl w:val="0"/>
         </w:rPr>
-        <w:t>Product Manager with 5 years of experience in B2B2C SaaS, owning products from discovery through launch and adoption. Started as a CSM owning about $2M ARR in client contracts, then became the company's first Product Manager. Worked directly with users through requirements sessions, on-site visits, and roadmap reviews.</w:t>
+        <w:t>Product Manager with 5 years of experience in B2B2C SaaS, turning requests from many different clients into reusable platform features. Started as a CSM owning about $2M ARR in client contracts, then became the company's first Product Manager, working with Engineering, Design, and Sales from discovery to launch.</w:t>
       </w:r>
       <w:r>
         <w:rPr>

--- a/cv/Kfir_Braunstein_PM_Master.docx
+++ b/cv/Kfir_Braunstein_PM_Master.docx
@@ -72,7 +72,7 @@
           <w:color w:val="1a1a1a"/>
           <w:rtl w:val="0"/>
         </w:rPr>
-        <w:t>Product Manager with 5 years of experience in B2B2C SaaS, turning requests from many different clients into reusable platform features. Started as a CSM owning about $2M ARR in client contracts, then became the company's first Product Manager, working with Engineering, Design, and Sales from discovery to launch.</w:t>
+        <w:t>Product Manager with 5 years of experience in platform systems, payments, and integrations in B2B2C SaaS. Built API data models, subscription and payment workflows, and a roles and permissions model, driving $100K+ in incremental ARR, 100%+ contract expansion, and 18% QoQ usage growth.</w:t>
       </w:r>
       <w:r>
         <w:rPr>

--- a/cv/Kfir_Braunstein_PM_Master.docx
+++ b/cv/Kfir_Braunstein_PM_Master.docx
@@ -1225,7 +1225,7 @@
           <w:color w:val="555555"/>
           <w:rtl w:val="0"/>
         </w:rPr>
-        <w:t xml:space="preserve">B.Arch. — Bachelor of Architecture  |  2015 - 2019</w:t>
+        <w:t xml:space="preserve">B.Arch. - Bachelor of Architecture  |  2015 - 2019</w:t>
       </w:r>
       <w:r>
         <w:rPr>

--- a/cv/Kfir_Braunstein_PM_Master.docx
+++ b/cv/Kfir_Braunstein_PM_Master.docx
@@ -72,7 +72,7 @@
           <w:color w:val="1a1a1a"/>
           <w:rtl w:val="0"/>
         </w:rPr>
-        <w:t>Product Manager with 5 years of experience in platform systems, payments, and integrations in B2B2C SaaS. Built API data models, subscription and payment workflows, and a roles and permissions model, driving $100K+ in incremental ARR, 100%+ contract expansion, and 18% QoQ usage growth.</w:t>
+        <w:t>Product Manager with 5 years of experience in product and customer success roles at a B2B2C SaaS company serving 100+ municipalities and organizations across North America and Europe, engaging 12M+ residents. Promoted to the company's first Product Manager and built API data models, subscription and payment workflows, and a roles and permissions model.</w:t>
       </w:r>
       <w:r>
         <w:rPr>

--- a/cv/Kfir_Braunstein_PM_Master.docx
+++ b/cv/Kfir_Braunstein_PM_Master.docx
@@ -72,7 +72,7 @@
           <w:color w:val="1a1a1a"/>
           <w:rtl w:val="0"/>
         </w:rPr>
-        <w:t>Product Manager with 5 years of experience in product and customer success roles at a B2B2C SaaS company serving 100+ municipalities and organizations across North America and Europe, engaging 12M+ residents. Promoted to the company's first Product Manager and built API data models, subscription and payment workflows, and a roles and permissions model.</w:t>
+        <w:t>Product Manager with 5 years of experience at a B2B2C SaaS company serving 100+ municipalities and organizations across North America and Europe, engaging 12M+ residents. Promoted to the company's first Product Manager and built API data models, subscription and payment workflows, and a roles and permissions model.</w:t>
       </w:r>
       <w:r>
         <w:rPr>
